--- a/content-drive/ejemplo-sesion.docx
+++ b/content-drive/ejemplo-sesion.docx
@@ -222,17 +222,49 @@
           </w:tcPr>
           <w:p>
             <w:r>
+              <w:t xml:space="preserve">Inicia sesión para ver tus cupones.</w:t>
+            </w:r>
+          </w:p>
+        </w:tc>
+        <w:tc>
+          <w:tcPr>
+            <w:tcW w:w="3600" w:type="dxa"/>
+          </w:tcPr>
+          <w:p>
+            <w:r>
               <w:t xml:space="preserve">signed-out</w:t>
             </w:r>
           </w:p>
         </w:tc>
+      </w:tr>
+      <w:tr>
+        <w:tc>
+          <w:tcPr>
+            <w:tcW w:w="2160" w:type="dxa"/>
+          </w:tcPr>
+          <w:p>
+            <w:r>
+              <w:t xml:space="preserve">Item</w:t>
+            </w:r>
+          </w:p>
+        </w:tc>
         <w:tc>
           <w:tcPr>
             <w:tcW w:w="3600" w:type="dxa"/>
           </w:tcPr>
           <w:p>
             <w:r>
-              <w:t xml:space="preserve">Inicia sesión para ver tus cupones.</w:t>
+              <w:t xml:space="preserve">Tienes 2 cupones disponibles.</w:t>
+            </w:r>
+          </w:p>
+        </w:tc>
+        <w:tc>
+          <w:tcPr>
+            <w:tcW w:w="3600" w:type="dxa"/>
+          </w:tcPr>
+          <w:p>
+            <w:r>
+              <w:t xml:space="preserve">signed-in</w:t>
             </w:r>
           </w:p>
         </w:tc>
@@ -254,7 +286,7 @@
           </w:tcPr>
           <w:p>
             <w:r>
-              <w:t xml:space="preserve">signed-in</w:t>
+              <w:t xml:space="preserve">Crea una cuenta para guardar tu compra.</w:t>
             </w:r>
           </w:p>
         </w:tc>
@@ -264,7 +296,7 @@
           </w:tcPr>
           <w:p>
             <w:r>
-              <w:t xml:space="preserve">Tienes 2 cupones disponibles.</w:t>
+              <w:t xml:space="preserve">guest</w:t>
             </w:r>
           </w:p>
         </w:tc>
@@ -286,7 +318,7 @@
           </w:tcPr>
           <w:p>
             <w:r>
-              <w:t xml:space="preserve">guest</w:t>
+              <w:t xml:space="preserve">Tu carrito se guarda en esta visita.</w:t>
             </w:r>
           </w:p>
         </w:tc>
@@ -296,7 +328,7 @@
           </w:tcPr>
           <w:p>
             <w:r>
-              <w:t xml:space="preserve">Crea una cuenta para guardar tu compra.</w:t>
+              <w:t xml:space="preserve">signed-in, guest</w:t>
             </w:r>
           </w:p>
         </w:tc>
@@ -314,45 +346,8 @@
         </w:tc>
         <w:tc>
           <w:tcPr>
-            <w:tcW w:w="3600" w:type="dxa"/>
-          </w:tcPr>
-          <w:p>
-            <w:r>
-              <w:t xml:space="preserve">signed-in, guest</w:t>
-            </w:r>
-          </w:p>
-        </w:tc>
-        <w:tc>
-          <w:tcPr>
-            <w:tcW w:w="3600" w:type="dxa"/>
-          </w:tcPr>
-          <w:p>
-            <w:r>
-              <w:t xml:space="preserve">Tu carrito se guarda en esta visita.</w:t>
-            </w:r>
-          </w:p>
-        </w:tc>
-      </w:tr>
-      <w:tr>
-        <w:tc>
-          <w:tcPr>
-            <w:tcW w:w="2160" w:type="dxa"/>
-          </w:tcPr>
-          <w:p>
-            <w:r>
-              <w:t xml:space="preserve">Item</w:t>
-            </w:r>
-          </w:p>
-        </w:tc>
-        <w:tc>
-          <w:tcPr>
-            <w:tcW w:w="3600" w:type="dxa"/>
-          </w:tcPr>
-          <w:p/>
-        </w:tc>
-        <w:tc>
-          <w:tcPr>
-            <w:tcW w:w="3600" w:type="dxa"/>
+            <w:tcW w:w="7200" w:type="dxa"/>
+            <w:gridSpan w:val="2"/>
           </w:tcPr>
           <w:p>
             <w:r>
@@ -500,14 +495,13 @@
       </w:tblPr>
       <w:tblGrid>
         <w:gridCol w:w="2160"/>
-        <w:gridCol w:w="3600"/>
-        <w:gridCol w:w="3600"/>
+        <w:gridCol w:w="7200"/>
       </w:tblGrid>
       <w:tr>
         <w:tc>
           <w:tcPr>
             <w:tcW w:w="9360" w:type="dxa"/>
-            <w:gridSpan w:val="3"/>
+            <w:gridSpan w:val="2"/>
           </w:tcPr>
           <w:p>
             <w:r>
@@ -530,7 +524,6 @@
         <w:tc>
           <w:tcPr>
             <w:tcW w:w="7200" w:type="dxa"/>
-            <w:gridSpan w:val="2"/>
           </w:tcPr>
           <w:p/>
         </w:tc>
@@ -549,7 +542,6 @@
         <w:tc>
           <w:tcPr>
             <w:tcW w:w="7200" w:type="dxa"/>
-            <w:gridSpan w:val="2"/>
           </w:tcPr>
           <w:p/>
         </w:tc>
@@ -568,7 +560,6 @@
         <w:tc>
           <w:tcPr>
             <w:tcW w:w="7200" w:type="dxa"/>
-            <w:gridSpan w:val="2"/>
           </w:tcPr>
           <w:p>
             <w:r>
@@ -591,7 +582,6 @@
         <w:tc>
           <w:tcPr>
             <w:tcW w:w="7200" w:type="dxa"/>
-            <w:gridSpan w:val="2"/>
           </w:tcPr>
           <w:p>
             <w:r>
@@ -614,7 +604,6 @@
         <w:tc>
           <w:tcPr>
             <w:tcW w:w="7200" w:type="dxa"/>
-            <w:gridSpan w:val="2"/>
           </w:tcPr>
           <w:p>
             <w:r>
@@ -636,13 +625,7 @@
         </w:tc>
         <w:tc>
           <w:tcPr>
-            <w:tcW w:w="3600" w:type="dxa"/>
-          </w:tcPr>
-          <w:p/>
-        </w:tc>
-        <w:tc>
-          <w:tcPr>
-            <w:tcW w:w="3600" w:type="dxa"/>
+            <w:tcW w:w="7200" w:type="dxa"/>
           </w:tcPr>
           <w:p>
             <w:r>

--- a/content-drive/ejemplo-sesion.docx
+++ b/content-drive/ejemplo-sesion.docx
@@ -563,7 +563,7 @@
           </w:tcPr>
           <w:p>
             <w:r>
-              <w:t xml:space="preserve">signed-in</w:t>
+              <w:t xml:space="preserve">true</w:t>
             </w:r>
           </w:p>
         </w:tc>
@@ -724,7 +724,7 @@
           </w:tcPr>
           <w:p>
             <w:r>
-              <w:t xml:space="preserve">signed-out</w:t>
+              <w:t xml:space="preserve">false</w:t>
             </w:r>
           </w:p>
         </w:tc>
@@ -768,7 +768,29 @@
           </w:tcPr>
           <w:p>
             <w:r>
-              <w:t xml:space="preserve">Este bloque entero se oculta cuando inicias sesión o entras como invitado.</w:t>
+              <w:t xml:space="preserve">Este bloque entero se oculta cuando inicias sesión.</w:t>
+            </w:r>
+          </w:p>
+        </w:tc>
+      </w:tr>
+      <w:tr>
+        <w:tc>
+          <w:tcPr>
+            <w:tcW w:w="2160" w:type="dxa"/>
+          </w:tcPr>
+          <w:p>
+            <w:r>
+              <w:t xml:space="preserve">Guest Text</w:t>
+            </w:r>
+          </w:p>
+        </w:tc>
+        <w:tc>
+          <w:tcPr>
+            <w:tcW w:w="7200" w:type="dxa"/>
+          </w:tcPr>
+          <w:p>
+            <w:r>
+              <w:t xml:space="preserve">Como invitado no tienes sesión: este bloque se sigue viendo.</w:t>
             </w:r>
           </w:p>
         </w:tc>

--- a/content-drive/ejemplo-sesion.docx
+++ b/content-drive/ejemplo-sesion.docx
@@ -427,6 +427,29 @@
           <w:p>
             <w:r>
               <w:t xml:space="preserve">Cerrar sesión</w:t>
+            </w:r>
+          </w:p>
+        </w:tc>
+      </w:tr>
+      <w:tr>
+        <w:tc>
+          <w:tcPr>
+            <w:tcW w:w="2160" w:type="dxa"/>
+          </w:tcPr>
+          <w:p>
+            <w:r>
+              <w:t xml:space="preserve">User Title</w:t>
+            </w:r>
+          </w:p>
+        </w:tc>
+        <w:tc>
+          <w:tcPr>
+            <w:tcW w:w="7200" w:type="dxa"/>
+            <w:gridSpan w:val="2"/>
+          </w:tcPr>
+          <w:p>
+            <w:r>
+              <w:t xml:space="preserve">Tus datos</w:t>
             </w:r>
           </w:p>
         </w:tc>

--- a/content-drive/ejemplo-sesion.docx
+++ b/content-drive/ejemplo-sesion.docx
@@ -154,7 +154,7 @@
           </w:tcPr>
           <w:p>
             <w:r>
-              <w:t xml:space="preserve">Hola, {name}. Tienes una sesión activa.</w:t>
+              <w:t xml:space="preserve">Hola, {store.user.firstName}. Tienes una sesión activa.</w:t>
             </w:r>
           </w:p>
         </w:tc>
@@ -630,7 +630,7 @@
           </w:tcPr>
           <w:p>
             <w:r>
-              <w:t xml:space="preserve">Este bloque entero solo se ve si iniciaste sesión, {name}.</w:t>
+              <w:t xml:space="preserve">Este bloque entero solo se ve si iniciaste sesión, {store.user.firstName}.</w:t>
             </w:r>
           </w:p>
         </w:tc>

--- a/content-drive/ejemplo-sesion.docx
+++ b/content-drive/ejemplo-sesion.docx
@@ -232,7 +232,7 @@
           </w:tcPr>
           <w:p>
             <w:r>
-              <w:t xml:space="preserve">signed-out</w:t>
+              <w:t xml:space="preserve">logout</w:t>
             </w:r>
           </w:p>
         </w:tc>
@@ -264,7 +264,7 @@
           </w:tcPr>
           <w:p>
             <w:r>
-              <w:t xml:space="preserve">signed-in</w:t>
+              <w:t xml:space="preserve">login</w:t>
             </w:r>
           </w:p>
         </w:tc>
@@ -328,7 +328,7 @@
           </w:tcPr>
           <w:p>
             <w:r>
-              <w:t xml:space="preserve">signed-in, guest</w:t>
+              <w:t xml:space="preserve">login, guest</w:t>
             </w:r>
           </w:p>
         </w:tc>
